--- a/Target Folder/QA-Files/zh-CN/Comparison GPT vs Seek.docx
+++ b/Target Folder/QA-Files/zh-CN/Comparison GPT vs Seek.docx
@@ -4,14 +4,17 @@
   <w:body>
     <w:p>
       <w:r>
+        <w:rPr>
+          <w:b/>
+          <w:bCs/>
+        </w:rPr>
+        <w:t xml:space="preserve">Chat GPT 与 Deep-Seek：对比分析</w:t>
+      </w:r>
+    </w:p>
+    <w:p>
+      <w:r>
         <w:rPr/>
-        <w:t xml:space="preserve">Chat GPT 因其能够进行有意义的对话、回答问题，甚至协助完成创意任务（如撰写文章、编码和头脑风暴）而广受欢迎。比较分析</w:t>
-      </w:r>
-    </w:p>
-    <w:p>
-      <w:r>
-        <w:rPr/>
-        <w:t xml:space="preserve">人工智能 (AI) 彻底改变了我们与技术互动的方式，而像 Chat GPT 和 Deep-Seek 这样的对话式 AI 模型正处于这场变革的最前沿。这两个平台都旨在促进类人互动，但它们在底层技术、用例和功能上有所不同。在本文中，我们将探讨 Chat GPT 和 Deep-Seek 之间的主要区别，帮助您了解哪种工具更适合您的需求。</w:t>
+        <w:t xml:space="preserve">人工智能（AI）彻底改变了我们与技术互动的方式，而像 Chat GPT 和 Deep-Seek 这样的对话式 AI 模型正处于这场变革的最前沿。这两个平台都旨在促进类人互动，但它们在底层技术、用例和功能上有所不同。在本文中，我们将探讨 Chat GPT 和 Deep-Seek 之间的主要区别，帮助您了解哪种工具更适合您的需求。</w:t>
       </w:r>
     </w:p>
     <w:p>
@@ -39,7 +42,7 @@
     <w:p>
       <w:r>
         <w:rPr/>
-        <w:t xml:space="preserve">Chat GPT 由 OpenAI 开发，是一种基于生成式预训练 Transformer (GPT) 架构的尖端语言模型。它旨在根据接收到的输入生成类人文本响应。Chat GPT has gained widespread popularity for its ability to engage in meaningful conversations, answer questions, and even assist with creative tasks like writing essays, coding, and brainstorming ideas.</w:t>
+        <w:t xml:space="preserve">Chat GPT 由 OpenAI 开发，是一种基于生成式预训练 Transformer (GPT) 架构的尖端语言模型。它旨在根据接收到的输入生成类人文本响应。Chat GPT 因其能够进行有意义的对话、回答问题，甚至协助完成写作论文、编码和头脑风暴等创意任务而广受欢迎。</w:t>
       </w:r>
     </w:p>
     <w:p>
@@ -111,7 +114,7 @@
       </w:r>
       <w:r>
         <w:rPr/>
-        <w:t xml:space="preserve">界面用户友好，技术和非技术用户均可访问。</w:t>
+        <w:t xml:space="preserve">界面友好，技术和非技术用户均可使用。</w:t>
       </w:r>
     </w:p>
     <w:p>
@@ -130,14 +133,12 @@
       </w:r>
       <w:r>
         <w:rPr/>
-        <w:t xml:space="preserve">OpenAI 经常更新模型以提高其准确性和性能。</w:t>
-      </w:r>
-    </w:p>
-    <w:p>
-      <w:r>
-        <w:rPr>
-          <w:noProof/>
-        </w:rPr>
+        <w:t xml:space="preserve">OpenAI 经常更新模型，以提高其准确性和性能。</w:t>
+      </w:r>
+    </w:p>
+    <w:p>
+      <w:r>
+        <w:rPr/>
         <w:lastRenderedPageBreak/>
         <w:drawing>
           <wp:inline distT="0" distB="0" distL="0" distR="0" wp14:anchorId="0024B20F" wp14:editId="246D9A7F">
@@ -262,7 +263,7 @@
     <w:p>
       <w:r>
         <w:rPr/>
-        <w:t xml:space="preserve">另一方面，Deep-Seek 是一个专注于深度学习和数据分析的专业 AI 平台。虽然它可能不像 Chat GPT 那样广为人知，但 Deep-Seek 旨在处理复杂任务，例如数据挖掘、模式识别和预测分析。它对于需要处理大型数据集并提取可操作见解的企业和研究人员特别有用。</w:t>
+        <w:t xml:space="preserve">另一方面，Deep-Seek 是一个专注于深度学习和数据分析的专业 AI 平台。虽然它可能不如 Chat GPT 广为人知，但 Deep-Seek 旨在处理复杂任务，如数据挖掘、模式识别和预测分析。它对于需要处理大型数据集并提取可操作见解的企业和研究人员特别有用。</w:t>
       </w:r>
     </w:p>
     <w:p>
@@ -296,7 +297,7 @@
       </w:r>
       <w:r>
         <w:rPr/>
-        <w:t xml:space="preserve">Deep-Seek 经过优化，可分析结构化和非结构化数据以识别趋势和模式。</w:t>
+        <w:t xml:space="preserve">Deep-Seek 经过优化，可分析结构化和非结构化数据，以识别趋势和模式。</w:t>
       </w:r>
     </w:p>
     <w:p>
@@ -330,11 +331,11 @@
           <w:b/>
           <w:bCs/>
         </w:rPr>
-        <w:t xml:space="preserve">定制：</w:t>
+        <w:t xml:space="preserve">定制化：</w:t>
       </w:r>
       <w:r>
         <w:rPr/>
-        <w:t xml:space="preserve">Deep-Seek 可以根据特定行业（如金融、医疗保健和零售）进行定制。</w:t>
+        <w:t xml:space="preserve">Deep-Seek 可以根据特定行业进行定制，例如金融、医疗保健和零售。</w:t>
       </w:r>
     </w:p>
     <w:p>
@@ -371,14 +372,16 @@
         </w:rPr>
       </w:pPr>
       <w:r>
-        <w:rPr/>
-        <w:t xml:space="preserve">Chat GPT 因其能够进行有意义的对话、回答问题，甚至协助完成创意任务（如撰写文章、编码和头脑风暴）而广受欢迎。主要区别</w:t>
+        <w:rPr>
+          <w:b/>
+          <w:bCs/>
+        </w:rPr>
+        <w:t xml:space="preserve">Chat GPT 与 Deep-Seek：主要区别</w:t>
       </w:r>
     </w:p>
     <w:tbl>
       <w:tblPr>
         <w:tblW w:w="0" w:type="auto"/>
-        <w:shd w:val="clear" w:color="auto" w:fill="292A2D"/>
         <w:tblCellMar>
           <w:top w:w="15" w:type="dxa"/>
           <w:left w:w="15" w:type="dxa"/>
@@ -399,7 +402,6 @@
         <w:tc>
           <w:tcPr>
             <w:tcW w:w="0" w:type="auto"/>
-            <w:shd w:val="clear" w:color="auto" w:fill="292A2D"/>
             <w:tcMar>
               <w:top w:w="15" w:type="dxa"/>
               <w:left w:w="0" w:type="dxa"/>
@@ -428,7 +430,6 @@
         <w:tc>
           <w:tcPr>
             <w:tcW w:w="0" w:type="auto"/>
-            <w:shd w:val="clear" w:color="auto" w:fill="292A2D"/>
             <w:vAlign w:val="center"/>
             <w:hideMark/>
           </w:tcPr>
@@ -451,7 +452,6 @@
         <w:tc>
           <w:tcPr>
             <w:tcW w:w="0" w:type="auto"/>
-            <w:shd w:val="clear" w:color="auto" w:fill="292A2D"/>
             <w:vAlign w:val="center"/>
             <w:hideMark/>
           </w:tcPr>
@@ -476,7 +476,6 @@
         <w:tc>
           <w:tcPr>
             <w:tcW w:w="0" w:type="auto"/>
-            <w:shd w:val="clear" w:color="auto" w:fill="292A2D"/>
             <w:tcMar>
               <w:top w:w="15" w:type="dxa"/>
               <w:left w:w="0" w:type="dxa"/>
@@ -499,7 +498,6 @@
         <w:tc>
           <w:tcPr>
             <w:tcW w:w="0" w:type="auto"/>
-            <w:shd w:val="clear" w:color="auto" w:fill="292A2D"/>
             <w:vAlign w:val="center"/>
             <w:hideMark/>
           </w:tcPr>
@@ -513,7 +511,6 @@
         <w:tc>
           <w:tcPr>
             <w:tcW w:w="0" w:type="auto"/>
-            <w:shd w:val="clear" w:color="auto" w:fill="292A2D"/>
             <w:vAlign w:val="center"/>
             <w:hideMark/>
           </w:tcPr>
@@ -529,7 +526,6 @@
         <w:tc>
           <w:tcPr>
             <w:tcW w:w="0" w:type="auto"/>
-            <w:shd w:val="clear" w:color="auto" w:fill="292A2D"/>
             <w:tcMar>
               <w:top w:w="15" w:type="dxa"/>
               <w:left w:w="0" w:type="dxa"/>
@@ -552,21 +548,19 @@
         <w:tc>
           <w:tcPr>
             <w:tcW w:w="0" w:type="auto"/>
-            <w:shd w:val="clear" w:color="auto" w:fill="292A2D"/>
             <w:vAlign w:val="center"/>
             <w:hideMark/>
           </w:tcPr>
           <w:p>
             <w:r>
               <w:rPr/>
-              <w:t xml:space="preserve">普通用户、内容创作者</w:t>
+              <w:t xml:space="preserve">普通用户，内容创作者</w:t>
             </w:r>
           </w:p>
         </w:tc>
         <w:tc>
           <w:tcPr>
             <w:tcW w:w="0" w:type="auto"/>
-            <w:shd w:val="clear" w:color="auto" w:fill="292A2D"/>
             <w:vAlign w:val="center"/>
             <w:hideMark/>
           </w:tcPr>
@@ -582,7 +576,6 @@
         <w:tc>
           <w:tcPr>
             <w:tcW w:w="0" w:type="auto"/>
-            <w:shd w:val="clear" w:color="auto" w:fill="292A2D"/>
             <w:tcMar>
               <w:top w:w="15" w:type="dxa"/>
               <w:left w:w="0" w:type="dxa"/>
@@ -605,7 +598,6 @@
         <w:tc>
           <w:tcPr>
             <w:tcW w:w="0" w:type="auto"/>
-            <w:shd w:val="clear" w:color="auto" w:fill="292A2D"/>
             <w:vAlign w:val="center"/>
             <w:hideMark/>
           </w:tcPr>
@@ -619,14 +611,13 @@
         <w:tc>
           <w:tcPr>
             <w:tcW w:w="0" w:type="auto"/>
-            <w:shd w:val="clear" w:color="auto" w:fill="292A2D"/>
             <w:vAlign w:val="center"/>
             <w:hideMark/>
           </w:tcPr>
           <w:p>
             <w:r>
               <w:rPr/>
-              <w:t xml:space="preserve">数据挖掘和模式识别</w:t>
+              <w:t xml:space="preserve">数据挖掘与模式识别</w:t>
             </w:r>
           </w:p>
         </w:tc>
@@ -635,7 +626,6 @@
         <w:tc>
           <w:tcPr>
             <w:tcW w:w="0" w:type="auto"/>
-            <w:shd w:val="clear" w:color="auto" w:fill="292A2D"/>
             <w:tcMar>
               <w:top w:w="15" w:type="dxa"/>
               <w:left w:w="0" w:type="dxa"/>
@@ -658,7 +648,6 @@
         <w:tc>
           <w:tcPr>
             <w:tcW w:w="0" w:type="auto"/>
-            <w:shd w:val="clear" w:color="auto" w:fill="292A2D"/>
             <w:vAlign w:val="center"/>
             <w:hideMark/>
           </w:tcPr>
@@ -672,14 +661,13 @@
         <w:tc>
           <w:tcPr>
             <w:tcW w:w="0" w:type="auto"/>
-            <w:shd w:val="clear" w:color="auto" w:fill="292A2D"/>
             <w:vAlign w:val="center"/>
             <w:hideMark/>
           </w:tcPr>
           <w:p>
             <w:r>
               <w:rPr/>
-              <w:t xml:space="preserve">财务预测、医疗健康分析</w:t>
+              <w:t xml:space="preserve">财务预测、医疗分析</w:t>
             </w:r>
           </w:p>
         </w:tc>
@@ -688,7 +676,6 @@
         <w:tc>
           <w:tcPr>
             <w:tcW w:w="0" w:type="auto"/>
-            <w:shd w:val="clear" w:color="auto" w:fill="292A2D"/>
             <w:tcMar>
               <w:top w:w="15" w:type="dxa"/>
               <w:left w:w="0" w:type="dxa"/>
@@ -711,21 +698,19 @@
         <w:tc>
           <w:tcPr>
             <w:tcW w:w="0" w:type="auto"/>
-            <w:shd w:val="clear" w:color="auto" w:fill="292A2D"/>
             <w:vAlign w:val="center"/>
             <w:hideMark/>
           </w:tcPr>
           <w:p>
             <w:r>
               <w:rPr/>
-              <w:t xml:space="preserve">用户友好的界面</w:t>
+              <w:t xml:space="preserve">用户友好界面</w:t>
             </w:r>
           </w:p>
         </w:tc>
         <w:tc>
           <w:tcPr>
             <w:tcW w:w="0" w:type="auto"/>
-            <w:shd w:val="clear" w:color="auto" w:fill="292A2D"/>
             <w:vAlign w:val="center"/>
             <w:hideMark/>
           </w:tcPr>
@@ -741,7 +726,6 @@
         <w:tc>
           <w:tcPr>
             <w:tcW w:w="0" w:type="auto"/>
-            <w:shd w:val="clear" w:color="auto" w:fill="292A2D"/>
             <w:tcMar>
               <w:top w:w="15" w:type="dxa"/>
               <w:left w:w="0" w:type="dxa"/>
@@ -764,7 +748,6 @@
         <w:tc>
           <w:tcPr>
             <w:tcW w:w="0" w:type="auto"/>
-            <w:shd w:val="clear" w:color="auto" w:fill="292A2D"/>
             <w:vAlign w:val="center"/>
             <w:hideMark/>
           </w:tcPr>
@@ -778,7 +761,6 @@
         <w:tc>
           <w:tcPr>
             <w:tcW w:w="0" w:type="auto"/>
-            <w:shd w:val="clear" w:color="auto" w:fill="292A2D"/>
             <w:vAlign w:val="center"/>
             <w:hideMark/>
           </w:tcPr>
@@ -951,7 +933,7 @@
       </w:r>
       <w:r>
         <w:rPr/>
-        <w:t xml:space="preserve">Deep-Seek 分析市场趋势以预测股票价格和投资机会。</w:t>
+        <w:t xml:space="preserve">Deep-Seek 分析市场趋势，预测股价和投资机会。</w:t>
       </w:r>
     </w:p>
     <w:p>
@@ -966,7 +948,7 @@
           <w:b/>
           <w:bCs/>
         </w:rPr>
-        <w:t xml:space="preserve">医疗健康分析：</w:t>
+        <w:t xml:space="preserve">医疗分析：</w:t>
       </w:r>
       <w:r>
         <w:rPr/>
@@ -1014,9 +996,7 @@
     <w:p/>
     <w:p>
       <w:r>
-        <w:rPr>
-          <w:noProof/>
-        </w:rPr>
+        <w:rPr/>
         <w:lastRenderedPageBreak/>
         <w:drawing>
           <wp:inline distT="0" distB="0" distL="0" distR="0" wp14:anchorId="15FFAE2E" wp14:editId="163E2FE3">
@@ -1135,7 +1115,7 @@
           <w:b/>
           <w:bCs/>
         </w:rPr>
-        <w:t xml:space="preserve">优点和局限性</w:t>
+        <w:t xml:space="preserve">优点与局限性</w:t>
       </w:r>
     </w:p>
     <w:p>
@@ -1228,7 +1208,7 @@
       </w:pPr>
       <w:r>
         <w:rPr/>
-        <w:t xml:space="preserve">可能会产生不准确或有偏见的回复。</w:t>
+        <w:t xml:space="preserve">可能产生不准确或有偏见的回复。</w:t>
       </w:r>
     </w:p>
     <w:p>
@@ -1294,7 +1274,7 @@
       </w:pPr>
       <w:r>
         <w:rPr/>
-        <w:t xml:space="preserve">为决策提供可操作的见解。</w:t>
+        <w:t xml:space="preserve">为决策提供可行的见解。</w:t>
       </w:r>
     </w:p>
     <w:p>
@@ -1373,7 +1353,7 @@
     <w:p>
       <w:r>
         <w:rPr/>
-        <w:t xml:space="preserve">选择 Chat GPT 还是 Deep-Seek 取决于您的具体需求：</w:t>
+        <w:t xml:space="preserve">Chat GPT 和 Deep-Seek 之间的选择取决于您的具体需求：</w:t>
       </w:r>
     </w:p>
     <w:p>
@@ -1385,7 +1365,7 @@
       </w:pPr>
       <w:r>
         <w:rPr/>
-        <w:t xml:space="preserve">如果您正在寻找一个工具来协助内容创建、客户支持或日常互动，那么 </w:t>
+        <w:t xml:space="preserve">如果您正在寻找一款有助于内容创作、客户支持或日常互动的工具，那么 </w:t>
       </w:r>
       <w:r>
         <w:rPr>
@@ -1458,7 +1438,7 @@
           <w:i/>
           <w:iCs/>
         </w:rPr>
-        <w:t xml:space="preserve">说明：Chat GPT 和 Deep-Seek 之间主要区别的视觉呈现。</w:t>
+        <w:t xml:space="preserve">图注：Chat GPT 和 Deep-Seek 之间主要区别的视觉表示。</w:t>
       </w:r>
     </w:p>
     <w:p>
@@ -1486,7 +1466,7 @@
     <w:p>
       <w:r>
         <w:rPr/>
-        <w:t xml:space="preserve">Chat GPT 和 Deep-Seek 都是强大的 AI 工具，但它们服务于不同的目的。Chat GPT 非常适合基于文本的任务和一般交互，而 Deep-Seek 则擅长数据驱动的应用程序。通过了解它们的优缺点，您可以选择合适的工具来满足您的需求，并充分发挥人工智能的潜力。</w:t>
+        <w:t xml:space="preserve">Chat GPT 和 Deep-Seek 都是强大的 AI 工具，但它们服务于不同的目的。Chat GPT 适用于基于文本的任务和一般交互，而 Deep-Seek 则擅长数据驱动的应用程序。通过了解它们的优缺点，您可以选择合适的工具来满足您的需求，并充分发挥 AI 的潜力。</w:t>
       </w:r>
     </w:p>
     <w:sectPr>
